--- a/sources/veille/rgpd/2026-06-09_veille_rgpd.docx
+++ b/sources/veille/rgpd/2026-06-09_veille_rgpd.docx
@@ -868,7 +868,32 @@
           <w:sz w:val="22"/>
           <w:szCs w:val="22"/>
         </w:rPr>
-        <w:t xml:space="preserve">✅ CNIL — Actualités (cnil.fr/fr/actualites)</w:t>
+        <w:t xml:space="preserve">✅ CNIL — Actualités (</w:t>
+      </w:r>
+      <w:hyperlink w:history="1" r:id="rIdcnilactu2026">
+        <w:r>
+          <w:rPr>
+            <w:rFonts w:ascii="Calibri" w:cs="Calibri" w:eastAsia="Calibri" w:hAnsi="Calibri"/>
+            <w:b w:val="false"/>
+            <w:bCs w:val="false"/>
+            <w:sz w:val="22"/>
+            <w:szCs w:val="22"/>
+            <w:color w:val="1155CC"/>
+            <w:u w:val="single"/>
+          </w:rPr>
+          <w:t xml:space="preserve">cnil.fr/fr/actualites</w:t>
+        </w:r>
+      </w:hyperlink>
+      <w:r>
+        <w:rPr>
+          <w:rFonts w:ascii="Calibri" w:cs="Calibri" w:eastAsia="Calibri" w:hAnsi="Calibri"/>
+          <w:b w:val="false"/>
+          <w:bCs w:val="false"/>
+          <w:color w:val="0B7A3B"/>
+          <w:sz w:val="22"/>
+          <w:szCs w:val="22"/>
+        </w:rPr>
+        <w:t xml:space="preserve">)</w:t>
       </w:r>
     </w:p>
     <w:p>
@@ -1076,6 +1101,64 @@
           <w:szCs w:val="18"/>
         </w:rPr>
         <w:t xml:space="preserve">Compte-rendu généré le 10/06/2026 • Veille quotidienne RGPD • Sources : CNIL, EDPB, EDPS + recherche</w:t>
+      </w:r>
+    </w:p>
+    <w:p>
+      <w:pPr>
+        <w:spacing w:after="120" w:before="320"/>
+      </w:pPr>
+      <w:r>
+        <w:rPr>
+          <w:rFonts w:ascii="Calibri" w:cs="Calibri" w:eastAsia="Calibri" w:hAnsi="Calibri"/>
+          <w:b/>
+          <w:bCs/>
+          <w:color w:val="1B3A6B"/>
+          <w:sz w:val="28"/>
+          <w:szCs w:val="28"/>
+        </w:rPr>
+        <w:t xml:space="preserve">📝 Journal des corrections — 12 septembre 2026</w:t>
+      </w:r>
+    </w:p>
+    <w:p>
+      <w:pPr>
+        <w:spacing w:after="80"/>
+      </w:pPr>
+      <w:r>
+        <w:rPr>
+          <w:rFonts w:ascii="Calibri" w:cs="Calibri" w:eastAsia="Calibri" w:hAnsi="Calibri"/>
+          <w:color w:val="1F2937"/>
+          <w:sz w:val="22"/>
+          <w:szCs w:val="22"/>
+        </w:rPr>
+        <w:t xml:space="preserve">Note produite le 09/06/2026, relue le 12/09/2026 au cours d'un contrôle d'attribution des 221 documents du dépôt (règle ⑭ : une page nommée comme source doit être liée). Contenu inchangé.</w:t>
+      </w:r>
+    </w:p>
+    <w:p>
+      <w:pPr>
+        <w:spacing w:after="80"/>
+      </w:pPr>
+      <w:r>
+        <w:rPr>
+          <w:rFonts w:ascii="Calibri" w:cs="Calibri" w:eastAsia="Calibri" w:hAnsi="Calibri"/>
+          <w:color w:val="1F2937"/>
+          <w:sz w:val="22"/>
+          <w:szCs w:val="22"/>
+        </w:rPr>
+        <w:t xml:space="preserve">Pages nommées sans lien cliquable, liées le 12/09/2026 : cnil.fr/fr/actualites → www.cnil.fr/fr/actualites (1).</w:t>
+      </w:r>
+    </w:p>
+    <w:p>
+      <w:pPr>
+        <w:spacing w:after="80"/>
+      </w:pPr>
+      <w:r>
+        <w:rPr>
+          <w:rFonts w:ascii="Calibri" w:cs="Calibri" w:eastAsia="Calibri" w:hAnsi="Calibri"/>
+          <w:color w:val="1F2937"/>
+          <w:sz w:val="22"/>
+          <w:szCs w:val="22"/>
+        </w:rPr>
+        <w:t xml:space="preserve">L'entrée « ✅ CNIL — Actualités (cnil.fr/fr/actualites) » nommait la page consultée sans la lier — les liens de la note allaient aux articles, pas à la page d'actualités elle-même. Liée.</w:t>
       </w:r>
     </w:p>
     <w:sectPr>
